--- a/report/Data_Science_Report.docx
+++ b/report/Data_Science_Report.docx
@@ -913,12 +913,12 @@
           <wp:inline distB="0" distT="0" distL="0" distR="0">
             <wp:extent cx="4978400" cy="5549900"/>
             <wp:effectExtent b="0" l="0" r="0" t="0"/>
-            <wp:docPr id="1" name="image2.png"/>
+            <wp:docPr id="1" name="image13.png"/>
             <a:graphic>
               <a:graphicData uri="http://schemas.openxmlformats.org/drawingml/2006/picture">
                 <pic:pic>
                   <pic:nvPicPr>
-                    <pic:cNvPr id="0" name="image2.png"/>
+                    <pic:cNvPr id="0" name="image13.png"/>
                     <pic:cNvPicPr preferRelativeResize="0"/>
                   </pic:nvPicPr>
                   <pic:blipFill>
@@ -1075,12 +1075,12 @@
           <wp:inline distB="0" distT="0" distL="0" distR="0">
             <wp:extent cx="5816600" cy="7632700"/>
             <wp:effectExtent b="0" l="0" r="0" t="0"/>
-            <wp:docPr id="3" name="image13.png"/>
+            <wp:docPr id="3" name="image3.png"/>
             <a:graphic>
               <a:graphicData uri="http://schemas.openxmlformats.org/drawingml/2006/picture">
                 <pic:pic>
                   <pic:nvPicPr>
-                    <pic:cNvPr id="0" name="image13.png"/>
+                    <pic:cNvPr id="0" name="image3.png"/>
                     <pic:cNvPicPr preferRelativeResize="0"/>
                   </pic:nvPicPr>
                   <pic:blipFill>
@@ -1190,12 +1190,12 @@
           <wp:inline distB="0" distT="0" distL="0" distR="0">
             <wp:extent cx="5943600" cy="7338060"/>
             <wp:effectExtent b="0" l="0" r="0" t="0"/>
-            <wp:docPr id="2" name="image16.png"/>
+            <wp:docPr id="2" name="image12.png"/>
             <a:graphic>
               <a:graphicData uri="http://schemas.openxmlformats.org/drawingml/2006/picture">
                 <pic:pic>
                   <pic:nvPicPr>
-                    <pic:cNvPr id="0" name="image16.png"/>
+                    <pic:cNvPr id="0" name="image12.png"/>
                     <pic:cNvPicPr preferRelativeResize="0"/>
                   </pic:nvPicPr>
                   <pic:blipFill>
@@ -1331,12 +1331,12 @@
           <wp:inline distB="0" distT="0" distL="0" distR="0">
             <wp:extent cx="5943600" cy="6576060"/>
             <wp:effectExtent b="0" l="0" r="0" t="0"/>
-            <wp:docPr id="5" name="image7.png"/>
+            <wp:docPr id="5" name="image1.png"/>
             <a:graphic>
               <a:graphicData uri="http://schemas.openxmlformats.org/drawingml/2006/picture">
                 <pic:pic>
                   <pic:nvPicPr>
-                    <pic:cNvPr id="0" name="image7.png"/>
+                    <pic:cNvPr id="0" name="image1.png"/>
                     <pic:cNvPicPr preferRelativeResize="0"/>
                   </pic:nvPicPr>
                   <pic:blipFill>
@@ -1797,12 +1797,12 @@
           <wp:inline distB="0" distT="0" distL="0" distR="0">
             <wp:extent cx="5943600" cy="2865755"/>
             <wp:effectExtent b="0" l="0" r="0" t="0"/>
-            <wp:docPr id="4" name="image19.png"/>
+            <wp:docPr id="4" name="image9.png"/>
             <a:graphic>
               <a:graphicData uri="http://schemas.openxmlformats.org/drawingml/2006/picture">
                 <pic:pic>
                   <pic:nvPicPr>
-                    <pic:cNvPr id="0" name="image19.png"/>
+                    <pic:cNvPr id="0" name="image9.png"/>
                     <pic:cNvPicPr preferRelativeResize="0"/>
                   </pic:nvPicPr>
                   <pic:blipFill>
@@ -1978,12 +1978,12 @@
           <wp:inline distB="0" distT="0" distL="0" distR="0">
             <wp:extent cx="4635500" cy="2235200"/>
             <wp:effectExtent b="0" l="0" r="0" t="0"/>
-            <wp:docPr id="7" name="image18.png"/>
+            <wp:docPr id="7" name="image19.png"/>
             <a:graphic>
               <a:graphicData uri="http://schemas.openxmlformats.org/drawingml/2006/picture">
                 <pic:pic>
                   <pic:nvPicPr>
-                    <pic:cNvPr id="0" name="image18.png"/>
+                    <pic:cNvPr id="0" name="image19.png"/>
                     <pic:cNvPicPr preferRelativeResize="0"/>
                   </pic:nvPicPr>
                   <pic:blipFill>
@@ -2111,12 +2111,12 @@
           <wp:inline distB="0" distT="0" distL="0" distR="0">
             <wp:extent cx="5943600" cy="2225040"/>
             <wp:effectExtent b="0" l="0" r="0" t="0"/>
-            <wp:docPr id="6" name="image14.png"/>
+            <wp:docPr id="6" name="image2.png"/>
             <a:graphic>
               <a:graphicData uri="http://schemas.openxmlformats.org/drawingml/2006/picture">
                 <pic:pic>
                   <pic:nvPicPr>
-                    <pic:cNvPr id="0" name="image14.png"/>
+                    <pic:cNvPr id="0" name="image2.png"/>
                     <pic:cNvPicPr preferRelativeResize="0"/>
                   </pic:nvPicPr>
                   <pic:blipFill>
@@ -2233,12 +2233,12 @@
           <wp:inline distB="0" distT="0" distL="0" distR="0">
             <wp:extent cx="5943600" cy="2886710"/>
             <wp:effectExtent b="0" l="0" r="0" t="0"/>
-            <wp:docPr id="9" name="image4.png"/>
+            <wp:docPr id="9" name="image5.png"/>
             <a:graphic>
               <a:graphicData uri="http://schemas.openxmlformats.org/drawingml/2006/picture">
                 <pic:pic>
                   <pic:nvPicPr>
-                    <pic:cNvPr id="0" name="image4.png"/>
+                    <pic:cNvPr id="0" name="image5.png"/>
                     <pic:cNvPicPr preferRelativeResize="0"/>
                   </pic:nvPicPr>
                   <pic:blipFill>
@@ -2357,12 +2357,12 @@
           <wp:inline distB="0" distT="0" distL="0" distR="0">
             <wp:extent cx="5943600" cy="2681605"/>
             <wp:effectExtent b="0" l="0" r="0" t="0"/>
-            <wp:docPr id="8" name="image12.png"/>
+            <wp:docPr id="8" name="image4.png"/>
             <a:graphic>
               <a:graphicData uri="http://schemas.openxmlformats.org/drawingml/2006/picture">
                 <pic:pic>
                   <pic:nvPicPr>
-                    <pic:cNvPr id="0" name="image12.png"/>
+                    <pic:cNvPr id="0" name="image4.png"/>
                     <pic:cNvPicPr preferRelativeResize="0"/>
                   </pic:nvPicPr>
                   <pic:blipFill>
@@ -2481,12 +2481,12 @@
           <wp:inline distB="0" distT="0" distL="0" distR="0">
             <wp:extent cx="5943600" cy="2418715"/>
             <wp:effectExtent b="0" l="0" r="0" t="0"/>
-            <wp:docPr id="12" name="image6.png"/>
+            <wp:docPr id="12" name="image11.png"/>
             <a:graphic>
               <a:graphicData uri="http://schemas.openxmlformats.org/drawingml/2006/picture">
                 <pic:pic>
                   <pic:nvPicPr>
-                    <pic:cNvPr id="0" name="image6.png"/>
+                    <pic:cNvPr id="0" name="image11.png"/>
                     <pic:cNvPicPr preferRelativeResize="0"/>
                   </pic:nvPicPr>
                   <pic:blipFill>
@@ -2632,12 +2632,12 @@
           <wp:inline distB="0" distT="0" distL="0" distR="0">
             <wp:extent cx="5943600" cy="2977515"/>
             <wp:effectExtent b="0" l="0" r="0" t="0"/>
-            <wp:docPr id="10" name="image1.png"/>
+            <wp:docPr id="10" name="image14.png"/>
             <a:graphic>
               <a:graphicData uri="http://schemas.openxmlformats.org/drawingml/2006/picture">
                 <pic:pic>
                   <pic:nvPicPr>
-                    <pic:cNvPr id="0" name="image1.png"/>
+                    <pic:cNvPr id="0" name="image14.png"/>
                     <pic:cNvPicPr preferRelativeResize="0"/>
                   </pic:nvPicPr>
                   <pic:blipFill>
@@ -2804,12 +2804,12 @@
           <wp:inline distB="0" distT="0" distL="0" distR="0">
             <wp:extent cx="5943600" cy="1624965"/>
             <wp:effectExtent b="0" l="0" r="0" t="0"/>
-            <wp:docPr id="11" name="image5.png"/>
+            <wp:docPr id="11" name="image6.png"/>
             <a:graphic>
               <a:graphicData uri="http://schemas.openxmlformats.org/drawingml/2006/picture">
                 <pic:pic>
                   <pic:nvPicPr>
-                    <pic:cNvPr id="0" name="image5.png"/>
+                    <pic:cNvPr id="0" name="image6.png"/>
                     <pic:cNvPicPr preferRelativeResize="0"/>
                   </pic:nvPicPr>
                   <pic:blipFill>
@@ -2928,12 +2928,12 @@
           <wp:inline distB="0" distT="0" distL="0" distR="0">
             <wp:extent cx="5943600" cy="3117215"/>
             <wp:effectExtent b="0" l="0" r="0" t="0"/>
-            <wp:docPr id="13" name="image15.png"/>
+            <wp:docPr id="13" name="image7.png"/>
             <a:graphic>
               <a:graphicData uri="http://schemas.openxmlformats.org/drawingml/2006/picture">
                 <pic:pic>
                   <pic:nvPicPr>
-                    <pic:cNvPr id="0" name="image15.png"/>
+                    <pic:cNvPr id="0" name="image7.png"/>
                     <pic:cNvPicPr preferRelativeResize="0"/>
                   </pic:nvPicPr>
                   <pic:blipFill>
@@ -3052,12 +3052,12 @@
           <wp:inline distB="0" distT="0" distL="0" distR="0">
             <wp:extent cx="5943600" cy="4432300"/>
             <wp:effectExtent b="0" l="0" r="0" t="0"/>
-            <wp:docPr id="14" name="image9.png"/>
+            <wp:docPr id="14" name="image15.png"/>
             <a:graphic>
               <a:graphicData uri="http://schemas.openxmlformats.org/drawingml/2006/picture">
                 <pic:pic>
                   <pic:nvPicPr>
-                    <pic:cNvPr id="0" name="image9.png"/>
+                    <pic:cNvPr id="0" name="image15.png"/>
                     <pic:cNvPicPr preferRelativeResize="0"/>
                   </pic:nvPicPr>
                   <pic:blipFill>
@@ -3222,12 +3222,12 @@
           <wp:inline distB="0" distT="0" distL="0" distR="0">
             <wp:extent cx="5943600" cy="2944495"/>
             <wp:effectExtent b="0" l="0" r="0" t="0"/>
-            <wp:docPr id="15" name="image10.png"/>
+            <wp:docPr id="15" name="image8.png"/>
             <a:graphic>
               <a:graphicData uri="http://schemas.openxmlformats.org/drawingml/2006/picture">
                 <pic:pic>
                   <pic:nvPicPr>
-                    <pic:cNvPr id="0" name="image10.png"/>
+                    <pic:cNvPr id="0" name="image8.png"/>
                     <pic:cNvPicPr preferRelativeResize="0"/>
                   </pic:nvPicPr>
                   <pic:blipFill>
@@ -3396,12 +3396,12 @@
           <wp:inline distB="0" distT="0" distL="0" distR="0">
             <wp:extent cx="5943600" cy="1722120"/>
             <wp:effectExtent b="0" l="0" r="0" t="0"/>
-            <wp:docPr id="16" name="image17.png"/>
+            <wp:docPr id="16" name="image10.png"/>
             <a:graphic>
               <a:graphicData uri="http://schemas.openxmlformats.org/drawingml/2006/picture">
                 <pic:pic>
                   <pic:nvPicPr>
-                    <pic:cNvPr id="0" name="image17.png"/>
+                    <pic:cNvPr id="0" name="image10.png"/>
                     <pic:cNvPicPr preferRelativeResize="0"/>
                   </pic:nvPicPr>
                   <pic:blipFill>
@@ -3520,12 +3520,12 @@
           <wp:inline distB="0" distT="0" distL="0" distR="0">
             <wp:extent cx="5943600" cy="2286635"/>
             <wp:effectExtent b="0" l="0" r="0" t="0"/>
-            <wp:docPr id="17" name="image3.png"/>
+            <wp:docPr id="17" name="image17.png"/>
             <a:graphic>
               <a:graphicData uri="http://schemas.openxmlformats.org/drawingml/2006/picture">
                 <pic:pic>
                   <pic:nvPicPr>
-                    <pic:cNvPr id="0" name="image3.png"/>
+                    <pic:cNvPr id="0" name="image17.png"/>
                     <pic:cNvPicPr preferRelativeResize="0"/>
                   </pic:nvPicPr>
                   <pic:blipFill>
@@ -3625,12 +3625,12 @@
           <wp:inline distB="0" distT="0" distL="0" distR="0">
             <wp:extent cx="5943600" cy="2221865"/>
             <wp:effectExtent b="0" l="0" r="0" t="0"/>
-            <wp:docPr id="18" name="image11.png"/>
+            <wp:docPr id="18" name="image18.png"/>
             <a:graphic>
               <a:graphicData uri="http://schemas.openxmlformats.org/drawingml/2006/picture">
                 <pic:pic>
                   <pic:nvPicPr>
-                    <pic:cNvPr id="0" name="image11.png"/>
+                    <pic:cNvPr id="0" name="image18.png"/>
                     <pic:cNvPicPr preferRelativeResize="0"/>
                   </pic:nvPicPr>
                   <pic:blipFill>
@@ -3827,12 +3827,12 @@
           <wp:inline distB="0" distT="0" distL="0" distR="0">
             <wp:extent cx="5943600" cy="2218690"/>
             <wp:effectExtent b="0" l="0" r="0" t="0"/>
-            <wp:docPr id="19" name="image8.png"/>
+            <wp:docPr id="19" name="image16.png"/>
             <a:graphic>
               <a:graphicData uri="http://schemas.openxmlformats.org/drawingml/2006/picture">
                 <pic:pic>
                   <pic:nvPicPr>
-                    <pic:cNvPr id="0" name="image8.png"/>
+                    <pic:cNvPr id="0" name="image16.png"/>
                     <pic:cNvPicPr preferRelativeResize="0"/>
                   </pic:nvPicPr>
                   <pic:blipFill>

--- a/report/Data_Science_Report.docx
+++ b/report/Data_Science_Report.docx
@@ -72,7 +72,13 @@
         <w:rPr>
           <w:highlight w:val="white"/>
         </w:rPr>
-        <w:t>Number of Words: 3057</w:t>
+        <w:t xml:space="preserve">Number of Words: </w:t>
+      </w:r>
+      <w:r>
+        <w:rPr>
+          <w:highlight w:val="white"/>
+        </w:rPr>
+        <w:t>3027</w:t>
       </w:r>
     </w:p>
     <w:p>
@@ -3527,47 +3533,15 @@
         </w:rPr>
         <w:t xml:space="preserve">The folders containing this project's source code in SQL and R, the raw and cleansed data, and the report are available on </w:t>
       </w:r>
-      <w:r>
-        <w:rPr>
-          <w:color w:val="3C4043"/>
-          <w:highlight w:val="white"/>
-        </w:rPr>
-        <w:fldChar w:fldCharType="begin"/>
-      </w:r>
-      <w:r>
-        <w:rPr>
-          <w:color w:val="3C4043"/>
-          <w:highlight w:val="white"/>
-        </w:rPr>
-        <w:instrText>HYPERLINK "https://github.com/trdeutsch"</w:instrText>
-      </w:r>
-      <w:r>
-        <w:rPr>
-          <w:color w:val="3C4043"/>
-          <w:highlight w:val="white"/>
-        </w:rPr>
-      </w:r>
-      <w:r>
-        <w:rPr>
-          <w:color w:val="3C4043"/>
-          <w:highlight w:val="white"/>
-        </w:rPr>
-        <w:fldChar w:fldCharType="separate"/>
-      </w:r>
-      <w:r>
-        <w:rPr>
-          <w:rStyle w:val="Hyperlink"/>
-          <w:highlight w:val="white"/>
-        </w:rPr>
-        <w:t>GitHub</w:t>
-      </w:r>
-      <w:r>
-        <w:rPr>
-          <w:color w:val="3C4043"/>
-          <w:highlight w:val="white"/>
-        </w:rPr>
-        <w:fldChar w:fldCharType="end"/>
-      </w:r>
+      <w:hyperlink r:id="rId31" w:history="1">
+        <w:r>
+          <w:rPr>
+            <w:rStyle w:val="Hyperlink"/>
+            <w:highlight w:val="white"/>
+          </w:rPr>
+          <w:t>GitHub</w:t>
+        </w:r>
+      </w:hyperlink>
       <w:r>
         <w:rPr>
           <w:color w:val="3C4043"/>
@@ -3678,7 +3652,7 @@
         </w:rPr>
         <w:t xml:space="preserve">Brandon, B. (2024). Does money really buy success? Empirical analysis of money spent effect on English Premier League team’s performances/success: A panel data analysis. Applied Economics. Bryant University. Retrieved from </w:t>
       </w:r>
-      <w:hyperlink r:id="rId31">
+      <w:hyperlink r:id="rId32">
         <w:r>
           <w:rPr>
             <w:color w:val="0563C1"/>
@@ -3720,7 +3694,7 @@
         </w:rPr>
         <w:t xml:space="preserve">, B. (2022). The impact of transfer spending in expediting improvement of on-field performance of English Premier League clubs. Senior Theses. University of South Carolina – Columbia. Retrieved from </w:t>
       </w:r>
-      <w:hyperlink r:id="rId32">
+      <w:hyperlink r:id="rId33">
         <w:r>
           <w:rPr>
             <w:color w:val="0563C1"/>
@@ -3748,53 +3722,11 @@
           <w:color w:val="000000"/>
         </w:rPr>
       </w:pPr>
-      <w:proofErr w:type="spellStart"/>
       <w:r>
         <w:rPr>
           <w:color w:val="000000"/>
         </w:rPr>
         <w:lastRenderedPageBreak/>
-        <w:t>VanVoorhis</w:t>
-      </w:r>
-      <w:proofErr w:type="spellEnd"/>
-      <w:r>
-        <w:rPr>
-          <w:color w:val="000000"/>
-        </w:rPr>
-        <w:t xml:space="preserve">, C. R. W., &amp; Morgan, B. L. (2007). Understanding power and rules of thumb for determining sample sizes. Tutorials in Quantitative Methods for Psychology, 3(2), 43–50. </w:t>
-      </w:r>
-      <w:hyperlink r:id="rId33">
-        <w:r>
-          <w:rPr>
-            <w:color w:val="0563C1"/>
-            <w:u w:val="single"/>
-          </w:rPr>
-          <w:t>https://doi.org/10.20982/tqmp.03.2.p043</w:t>
-        </w:r>
-      </w:hyperlink>
-    </w:p>
-    <w:p>
-      <w:pPr>
-        <w:numPr>
-          <w:ilvl w:val="0"/>
-          <w:numId w:val="6"/>
-        </w:numPr>
-        <w:pBdr>
-          <w:top w:val="nil"/>
-          <w:left w:val="nil"/>
-          <w:bottom w:val="nil"/>
-          <w:right w:val="nil"/>
-          <w:between w:val="nil"/>
-        </w:pBdr>
-        <w:spacing w:line="276" w:lineRule="auto"/>
-        <w:rPr>
-          <w:color w:val="000000"/>
-        </w:rPr>
-      </w:pPr>
-      <w:r>
-        <w:rPr>
-          <w:color w:val="000000"/>
-        </w:rPr>
         <w:t xml:space="preserve">Salgado, C. M., Azevedo, C., </w:t>
       </w:r>
       <w:proofErr w:type="spellStart"/>

--- a/report/Data_Science_Report.docx
+++ b/report/Data_Science_Report.docx
@@ -2501,7 +2501,13 @@
         </w:rPr>
       </w:pPr>
       <w:r>
-        <w:t>A Mann-Whitney test compared new and current players' mean goals and assists in the 2023 season. The p-values obtained were 0.002 for goals and less than 0.001 for assists, which are smaller than 0.05. This result confirms a significant difference in the mean goals and assists between new and current players in the 2023 season.</w:t>
+        <w:t xml:space="preserve">A Mann-Whitney </w:t>
+      </w:r>
+      <w:r>
+        <w:t>Test</w:t>
+      </w:r>
+      <w:r>
+        <w:t xml:space="preserve"> compared new and current players' mean goals and assists in the 2023 season. The p-values obtained were 0.002 for goals and less than 0.001 for assists, which are smaller than 0.05. This result confirms a significant difference in the mean goals and assists between new and current players in the 2023 season.</w:t>
       </w:r>
     </w:p>
     <w:p>
@@ -3013,15 +3019,13 @@
         </w:rPr>
       </w:pPr>
       <w:r>
-        <w:t>A Kruskal-</w:t>
-      </w:r>
-      <w:proofErr w:type="gramStart"/>
-      <w:r>
-        <w:t>Wallis</w:t>
-      </w:r>
-      <w:proofErr w:type="gramEnd"/>
-      <w:r>
-        <w:t xml:space="preserve"> test was conducted to analyse the differences in mean goals and assists between the highest-cost and other positions in the 2023 season. The p-values obtained were less than 0.001 for goals and 0.001 for assists, both below the significance level of </w:t>
+        <w:t xml:space="preserve">A Kruskal-Wallis </w:t>
+      </w:r>
+      <w:r>
+        <w:t>Test</w:t>
+      </w:r>
+      <w:r>
+        <w:t xml:space="preserve"> was conducted to analyse the differences in mean goals and assists between the highest-cost and other positions in the 2023 season. The p-values obtained were less than 0.001 for goals and 0.001 for assists, both below the significance level of </w:t>
       </w:r>
       <w:r>
         <w:lastRenderedPageBreak/>
@@ -3437,7 +3441,19 @@
         <w:rPr>
           <w:color w:val="0E101A"/>
         </w:rPr>
-        <w:t xml:space="preserve">The Pearson Correlation Coefficient test indicates a strong correlation between transfer spending and winning in season 2023. This impression supports Tomkins et al. (2010) theory that there is a significant connection between transfer spending and success. In order to support the </w:t>
+        <w:t xml:space="preserve">The Pearson Correlation Coefficient </w:t>
+      </w:r>
+      <w:r>
+        <w:rPr>
+          <w:color w:val="0E101A"/>
+        </w:rPr>
+        <w:t>Test</w:t>
+      </w:r>
+      <w:r>
+        <w:rPr>
+          <w:color w:val="0E101A"/>
+        </w:rPr>
+        <w:t xml:space="preserve"> indicates a strong correlation between transfer spending and winning in season 2023. This impression supports Tomkins et al. (2010) theory that there is a significant connection between transfer spending and success. In order to support the </w:t>
       </w:r>
       <w:proofErr w:type="spellStart"/>
       <w:r>
@@ -3460,7 +3476,13 @@
         <w:t xml:space="preserve">) theory that maintaining high transfer spending in the long term is necessary to influence future performance, the Spearman Rank Correlation Coefficient was performed, indicating that there is a moderate correlation between the transfer spending and winning between season 2012 and 2022. Moreover, the project evaluates the contribution to the team's overall performance in season 2023 of the new players from the 2023 season with those from 2012 to 2022 by running a </w:t>
       </w:r>
       <w:r>
-        <w:t xml:space="preserve">Mann-Whitney test to conclude that the current players contribute more to the club’s performance than the new players. Furthermore, </w:t>
+        <w:t xml:space="preserve">Mann-Whitney </w:t>
+      </w:r>
+      <w:r>
+        <w:t>Test</w:t>
+      </w:r>
+      <w:r>
+        <w:t xml:space="preserve"> to conclude that the current players contribute more to the club’s performance than the new players. Furthermore, </w:t>
       </w:r>
       <w:r>
         <w:rPr>
@@ -3469,15 +3491,13 @@
         <w:t xml:space="preserve">the project discovers that not all the clubs distribute their transfer fee across all positions, and the position that costs the clubs the most is attackers. Besides these findings, another finding supports the initial belief: </w:t>
       </w:r>
       <w:r>
-        <w:t>Sheffield United and Luton are the lowest-spending teams, and both were relegated at the end of the 2023 season. Finally, the Kruskal-</w:t>
-      </w:r>
-      <w:proofErr w:type="gramStart"/>
-      <w:r>
-        <w:t>Wallis</w:t>
-      </w:r>
-      <w:proofErr w:type="gramEnd"/>
-      <w:r>
-        <w:t xml:space="preserve"> test indicates that the highest-cost position's overall contribution to team performance significantly differs from the other positions regarding goals and assists. However, there is no difference in contribution to team performance regarding assists between the highest-cost position and midfield. In contrast, the project also has limitations. Firstly, the project only examines players' contribution to team performance through goals and assists. However, it only makes sense when the highest-cost position is either attacker or midfielder. It is more reasonable to look at the goal </w:t>
+        <w:t xml:space="preserve">Sheffield United and Luton are the lowest-spending teams, and both were relegated at the end of the 2023 season. Finally, the Kruskal-Wallis </w:t>
+      </w:r>
+      <w:r>
+        <w:t>Test</w:t>
+      </w:r>
+      <w:r>
+        <w:t xml:space="preserve"> indicates that the highest-cost position's overall contribution to team performance significantly differs from the other positions regarding goals and assists. However, there is no difference in contribution to team performance regarding assists between the highest-cost position and midfield. In contrast, the project also has limitations. Firstly, the project only examines players' contribution to team performance through goals and assists. However, it only makes sense when the highest-cost position is either attacker or midfielder. It is more reasonable to look at the goal </w:t>
       </w:r>
       <w:r>
         <w:lastRenderedPageBreak/>
